--- a/docs/sprint-3/05_Campana_de_Instagram.docx
+++ b/docs/sprint-3/05_Campana_de_Instagram.docx
@@ -801,7 +801,7 @@
     </w:p>
     <w:p>
       <w:r>
-        <w:t>La cuenta todavía no está creada (riesgo R3). Las piezas quedan listas en docs/sprint-3/instagram/ para publicarse al crearla. Las del 23/10 se publican antes de la entrega del Sprint 3 y el resto se programa con Meta Business Suite, a razón de tres publicaciones por semana más historias, como fija la estrategia.</w:t>
+        <w:t>El plan era publicar cuatro piezas el 23/10, antes de la entrega del Sprint 3, y programar el resto con Meta Business Suite, a razón de tres publicaciones por semana más historias, como fija la estrategia. La cuenta se creó recién el 27/10 (riesgo R3), y ese día se publicaron las ocho piezas juntas. Se abrió con el usuario wood_bird_shop, que el 28/10 se cambió por @woodbird.ar, el que figura en las piezas. Ese mismo día se volvieron a subir H1, a la que le faltaban el sticker de encuesta y el enlace «Ver las aves», y H3. Las capturas están en la página «Evidencia de publicación en Instagram» de la carpeta.</w:t>
       </w:r>
     </w:p>
     <w:tbl>
@@ -812,15 +812,16 @@
         <w:tblLook w:firstColumn="1" w:firstRow="1" w:lastColumn="0" w:lastRow="0" w:noHBand="0" w:noVBand="1" w:val="04A0"/>
       </w:tblPr>
       <w:tblGrid>
+        <w:gridCol w:w="1224"/>
+        <w:gridCol w:w="2736"/>
+        <w:gridCol w:w="1944"/>
+        <w:gridCol w:w="2160"/>
         <w:gridCol w:w="1296"/>
-        <w:gridCol w:w="3168"/>
-        <w:gridCol w:w="2304"/>
-        <w:gridCol w:w="2592"/>
       </w:tblGrid>
       <w:tr>
         <w:tc>
           <w:tcPr>
-            <w:tcW w:type="dxa" w:w="1296"/>
+            <w:tcW w:type="dxa" w:w="1224"/>
             <w:shd w:val="clear" w:color="auto" w:fill="2F4B3C"/>
           </w:tcPr>
           <w:p>
@@ -833,13 +834,13 @@
                 <w:color w:val="FFFFFF"/>
                 <w:sz w:val="18"/>
               </w:rPr>
-              <w:t>Fecha</w:t>
+              <w:t>Planificada</w:t>
             </w:r>
           </w:p>
         </w:tc>
         <w:tc>
           <w:tcPr>
-            <w:tcW w:type="dxa" w:w="3168"/>
+            <w:tcW w:type="dxa" w:w="2736"/>
             <w:shd w:val="clear" w:color="auto" w:fill="2F4B3C"/>
           </w:tcPr>
           <w:p>
@@ -858,7 +859,7 @@
         </w:tc>
         <w:tc>
           <w:tcPr>
-            <w:tcW w:type="dxa" w:w="2304"/>
+            <w:tcW w:type="dxa" w:w="1944"/>
             <w:shd w:val="clear" w:color="auto" w:fill="2F4B3C"/>
           </w:tcPr>
           <w:p>
@@ -877,7 +878,7 @@
         </w:tc>
         <w:tc>
           <w:tcPr>
-            <w:tcW w:type="dxa" w:w="2592"/>
+            <w:tcW w:type="dxa" w:w="2160"/>
             <w:shd w:val="clear" w:color="auto" w:fill="2F4B3C"/>
           </w:tcPr>
           <w:p>
@@ -894,11 +895,30 @@
             </w:r>
           </w:p>
         </w:tc>
+        <w:tc>
+          <w:tcPr>
+            <w:tcW w:type="dxa" w:w="1296"/>
+            <w:shd w:val="clear" w:color="auto" w:fill="2F4B3C"/>
+          </w:tcPr>
+          <w:p>
+            <w:pPr>
+              <w:spacing w:after="0"/>
+            </w:pPr>
+            <w:r>
+              <w:rPr>
+                <w:b/>
+                <w:color w:val="FFFFFF"/>
+                <w:sz w:val="18"/>
+              </w:rPr>
+              <w:t>Publicada</w:t>
+            </w:r>
+          </w:p>
+        </w:tc>
       </w:tr>
       <w:tr>
         <w:tc>
           <w:tcPr>
-            <w:tcW w:type="dxa" w:w="1296"/>
+            <w:tcW w:type="dxa" w:w="1224"/>
           </w:tcPr>
           <w:p>
             <w:pPr>
@@ -915,7 +935,7 @@
         </w:tc>
         <w:tc>
           <w:tcPr>
-            <w:tcW w:type="dxa" w:w="3168"/>
+            <w:tcW w:type="dxa" w:w="2736"/>
           </w:tcPr>
           <w:p>
             <w:pPr>
@@ -932,7 +952,7 @@
         </w:tc>
         <w:tc>
           <w:tcPr>
-            <w:tcW w:type="dxa" w:w="2304"/>
+            <w:tcW w:type="dxa" w:w="1944"/>
           </w:tcPr>
           <w:p>
             <w:pPr>
@@ -949,7 +969,7 @@
         </w:tc>
         <w:tc>
           <w:tcPr>
-            <w:tcW w:type="dxa" w:w="2592"/>
+            <w:tcW w:type="dxa" w:w="2160"/>
           </w:tcPr>
           <w:p>
             <w:pPr>
@@ -964,11 +984,28 @@
             </w:r>
           </w:p>
         </w:tc>
+        <w:tc>
+          <w:tcPr>
+            <w:tcW w:type="dxa" w:w="1296"/>
+          </w:tcPr>
+          <w:p>
+            <w:pPr>
+              <w:spacing w:after="0"/>
+            </w:pPr>
+            <w:r>
+              <w:rPr>
+                <w:b w:val="0"/>
+                <w:sz w:val="18"/>
+              </w:rPr>
+              <w:t>Lun 27/10</w:t>
+            </w:r>
+          </w:p>
+        </w:tc>
       </w:tr>
       <w:tr>
         <w:tc>
           <w:tcPr>
-            <w:tcW w:type="dxa" w:w="1296"/>
+            <w:tcW w:type="dxa" w:w="1224"/>
           </w:tcPr>
           <w:p>
             <w:pPr>
@@ -985,7 +1022,7 @@
         </w:tc>
         <w:tc>
           <w:tcPr>
-            <w:tcW w:type="dxa" w:w="3168"/>
+            <w:tcW w:type="dxa" w:w="2736"/>
           </w:tcPr>
           <w:p>
             <w:pPr>
@@ -1002,7 +1039,7 @@
         </w:tc>
         <w:tc>
           <w:tcPr>
-            <w:tcW w:type="dxa" w:w="2304"/>
+            <w:tcW w:type="dxa" w:w="1944"/>
           </w:tcPr>
           <w:p>
             <w:pPr>
@@ -1019,7 +1056,7 @@
         </w:tc>
         <w:tc>
           <w:tcPr>
-            <w:tcW w:type="dxa" w:w="2592"/>
+            <w:tcW w:type="dxa" w:w="2160"/>
           </w:tcPr>
           <w:p>
             <w:pPr>
@@ -1034,11 +1071,28 @@
             </w:r>
           </w:p>
         </w:tc>
+        <w:tc>
+          <w:tcPr>
+            <w:tcW w:type="dxa" w:w="1296"/>
+          </w:tcPr>
+          <w:p>
+            <w:pPr>
+              <w:spacing w:after="0"/>
+            </w:pPr>
+            <w:r>
+              <w:rPr>
+                <w:b w:val="0"/>
+                <w:sz w:val="18"/>
+              </w:rPr>
+              <w:t>Lun 27/10; resubida el 28/10</w:t>
+            </w:r>
+          </w:p>
+        </w:tc>
       </w:tr>
       <w:tr>
         <w:tc>
           <w:tcPr>
-            <w:tcW w:type="dxa" w:w="1296"/>
+            <w:tcW w:type="dxa" w:w="1224"/>
           </w:tcPr>
           <w:p>
             <w:pPr>
@@ -1055,7 +1109,7 @@
         </w:tc>
         <w:tc>
           <w:tcPr>
-            <w:tcW w:type="dxa" w:w="3168"/>
+            <w:tcW w:type="dxa" w:w="2736"/>
           </w:tcPr>
           <w:p>
             <w:pPr>
@@ -1072,7 +1126,7 @@
         </w:tc>
         <w:tc>
           <w:tcPr>
-            <w:tcW w:type="dxa" w:w="2304"/>
+            <w:tcW w:type="dxa" w:w="1944"/>
           </w:tcPr>
           <w:p>
             <w:pPr>
@@ -1089,7 +1143,7 @@
         </w:tc>
         <w:tc>
           <w:tcPr>
-            <w:tcW w:type="dxa" w:w="2592"/>
+            <w:tcW w:type="dxa" w:w="2160"/>
           </w:tcPr>
           <w:p>
             <w:pPr>
@@ -1104,11 +1158,28 @@
             </w:r>
           </w:p>
         </w:tc>
+        <w:tc>
+          <w:tcPr>
+            <w:tcW w:type="dxa" w:w="1296"/>
+          </w:tcPr>
+          <w:p>
+            <w:pPr>
+              <w:spacing w:after="0"/>
+            </w:pPr>
+            <w:r>
+              <w:rPr>
+                <w:b w:val="0"/>
+                <w:sz w:val="18"/>
+              </w:rPr>
+              <w:t>Lun 27/10</w:t>
+            </w:r>
+          </w:p>
+        </w:tc>
       </w:tr>
       <w:tr>
         <w:tc>
           <w:tcPr>
-            <w:tcW w:type="dxa" w:w="1296"/>
+            <w:tcW w:type="dxa" w:w="1224"/>
           </w:tcPr>
           <w:p>
             <w:pPr>
@@ -1125,7 +1196,7 @@
         </w:tc>
         <w:tc>
           <w:tcPr>
-            <w:tcW w:type="dxa" w:w="3168"/>
+            <w:tcW w:type="dxa" w:w="2736"/>
           </w:tcPr>
           <w:p>
             <w:pPr>
@@ -1142,7 +1213,7 @@
         </w:tc>
         <w:tc>
           <w:tcPr>
-            <w:tcW w:type="dxa" w:w="2304"/>
+            <w:tcW w:type="dxa" w:w="1944"/>
           </w:tcPr>
           <w:p>
             <w:pPr>
@@ -1159,7 +1230,7 @@
         </w:tc>
         <w:tc>
           <w:tcPr>
-            <w:tcW w:type="dxa" w:w="2592"/>
+            <w:tcW w:type="dxa" w:w="2160"/>
           </w:tcPr>
           <w:p>
             <w:pPr>
@@ -1174,11 +1245,28 @@
             </w:r>
           </w:p>
         </w:tc>
+        <w:tc>
+          <w:tcPr>
+            <w:tcW w:type="dxa" w:w="1296"/>
+          </w:tcPr>
+          <w:p>
+            <w:pPr>
+              <w:spacing w:after="0"/>
+            </w:pPr>
+            <w:r>
+              <w:rPr>
+                <w:b w:val="0"/>
+                <w:sz w:val="18"/>
+              </w:rPr>
+              <w:t>Lun 27/10; resubida el 28/10</w:t>
+            </w:r>
+          </w:p>
+        </w:tc>
       </w:tr>
       <w:tr>
         <w:tc>
           <w:tcPr>
-            <w:tcW w:type="dxa" w:w="1296"/>
+            <w:tcW w:type="dxa" w:w="1224"/>
           </w:tcPr>
           <w:p>
             <w:pPr>
@@ -1195,7 +1283,7 @@
         </w:tc>
         <w:tc>
           <w:tcPr>
-            <w:tcW w:type="dxa" w:w="3168"/>
+            <w:tcW w:type="dxa" w:w="2736"/>
           </w:tcPr>
           <w:p>
             <w:pPr>
@@ -1212,7 +1300,7 @@
         </w:tc>
         <w:tc>
           <w:tcPr>
-            <w:tcW w:type="dxa" w:w="2304"/>
+            <w:tcW w:type="dxa" w:w="1944"/>
           </w:tcPr>
           <w:p>
             <w:pPr>
@@ -1229,7 +1317,7 @@
         </w:tc>
         <w:tc>
           <w:tcPr>
-            <w:tcW w:type="dxa" w:w="2592"/>
+            <w:tcW w:type="dxa" w:w="2160"/>
           </w:tcPr>
           <w:p>
             <w:pPr>
@@ -1244,11 +1332,28 @@
             </w:r>
           </w:p>
         </w:tc>
+        <w:tc>
+          <w:tcPr>
+            <w:tcW w:type="dxa" w:w="1296"/>
+          </w:tcPr>
+          <w:p>
+            <w:pPr>
+              <w:spacing w:after="0"/>
+            </w:pPr>
+            <w:r>
+              <w:rPr>
+                <w:b w:val="0"/>
+                <w:sz w:val="18"/>
+              </w:rPr>
+              <w:t>Lun 27/10</w:t>
+            </w:r>
+          </w:p>
+        </w:tc>
       </w:tr>
       <w:tr>
         <w:tc>
           <w:tcPr>
-            <w:tcW w:type="dxa" w:w="1296"/>
+            <w:tcW w:type="dxa" w:w="1224"/>
           </w:tcPr>
           <w:p>
             <w:pPr>
@@ -1265,7 +1370,7 @@
         </w:tc>
         <w:tc>
           <w:tcPr>
-            <w:tcW w:type="dxa" w:w="3168"/>
+            <w:tcW w:type="dxa" w:w="2736"/>
           </w:tcPr>
           <w:p>
             <w:pPr>
@@ -1282,7 +1387,7 @@
         </w:tc>
         <w:tc>
           <w:tcPr>
-            <w:tcW w:type="dxa" w:w="2304"/>
+            <w:tcW w:type="dxa" w:w="1944"/>
           </w:tcPr>
           <w:p>
             <w:pPr>
@@ -1299,7 +1404,7 @@
         </w:tc>
         <w:tc>
           <w:tcPr>
-            <w:tcW w:type="dxa" w:w="2592"/>
+            <w:tcW w:type="dxa" w:w="2160"/>
           </w:tcPr>
           <w:p>
             <w:pPr>
@@ -1314,11 +1419,28 @@
             </w:r>
           </w:p>
         </w:tc>
+        <w:tc>
+          <w:tcPr>
+            <w:tcW w:type="dxa" w:w="1296"/>
+          </w:tcPr>
+          <w:p>
+            <w:pPr>
+              <w:spacing w:after="0"/>
+            </w:pPr>
+            <w:r>
+              <w:rPr>
+                <w:b w:val="0"/>
+                <w:sz w:val="18"/>
+              </w:rPr>
+              <w:t>Lun 27/10</w:t>
+            </w:r>
+          </w:p>
+        </w:tc>
       </w:tr>
       <w:tr>
         <w:tc>
           <w:tcPr>
-            <w:tcW w:type="dxa" w:w="1296"/>
+            <w:tcW w:type="dxa" w:w="1224"/>
           </w:tcPr>
           <w:p>
             <w:pPr>
@@ -1335,7 +1457,7 @@
         </w:tc>
         <w:tc>
           <w:tcPr>
-            <w:tcW w:type="dxa" w:w="3168"/>
+            <w:tcW w:type="dxa" w:w="2736"/>
           </w:tcPr>
           <w:p>
             <w:pPr>
@@ -1352,7 +1474,7 @@
         </w:tc>
         <w:tc>
           <w:tcPr>
-            <w:tcW w:type="dxa" w:w="2304"/>
+            <w:tcW w:type="dxa" w:w="1944"/>
           </w:tcPr>
           <w:p>
             <w:pPr>
@@ -1369,7 +1491,7 @@
         </w:tc>
         <w:tc>
           <w:tcPr>
-            <w:tcW w:type="dxa" w:w="2592"/>
+            <w:tcW w:type="dxa" w:w="2160"/>
           </w:tcPr>
           <w:p>
             <w:pPr>
@@ -1384,11 +1506,28 @@
             </w:r>
           </w:p>
         </w:tc>
+        <w:tc>
+          <w:tcPr>
+            <w:tcW w:type="dxa" w:w="1296"/>
+          </w:tcPr>
+          <w:p>
+            <w:pPr>
+              <w:spacing w:after="0"/>
+            </w:pPr>
+            <w:r>
+              <w:rPr>
+                <w:b w:val="0"/>
+                <w:sz w:val="18"/>
+              </w:rPr>
+              <w:t>Lun 27/10</w:t>
+            </w:r>
+          </w:p>
+        </w:tc>
       </w:tr>
       <w:tr>
         <w:tc>
           <w:tcPr>
-            <w:tcW w:type="dxa" w:w="1296"/>
+            <w:tcW w:type="dxa" w:w="1224"/>
           </w:tcPr>
           <w:p>
             <w:pPr>
@@ -1405,7 +1544,7 @@
         </w:tc>
         <w:tc>
           <w:tcPr>
-            <w:tcW w:type="dxa" w:w="3168"/>
+            <w:tcW w:type="dxa" w:w="2736"/>
           </w:tcPr>
           <w:p>
             <w:pPr>
@@ -1422,7 +1561,7 @@
         </w:tc>
         <w:tc>
           <w:tcPr>
-            <w:tcW w:type="dxa" w:w="2304"/>
+            <w:tcW w:type="dxa" w:w="1944"/>
           </w:tcPr>
           <w:p>
             <w:pPr>
@@ -1439,7 +1578,7 @@
         </w:tc>
         <w:tc>
           <w:tcPr>
-            <w:tcW w:type="dxa" w:w="2592"/>
+            <w:tcW w:type="dxa" w:w="2160"/>
           </w:tcPr>
           <w:p>
             <w:pPr>
@@ -1451,6 +1590,23 @@
                 <w:sz w:val="18"/>
               </w:rPr>
               <w:t>Cierra la primera semana con la conversión</w:t>
+            </w:r>
+          </w:p>
+        </w:tc>
+        <w:tc>
+          <w:tcPr>
+            <w:tcW w:type="dxa" w:w="1296"/>
+          </w:tcPr>
+          <w:p>
+            <w:pPr>
+              <w:spacing w:after="0"/>
+            </w:pPr>
+            <w:r>
+              <w:rPr>
+                <w:b w:val="0"/>
+                <w:sz w:val="18"/>
+              </w:rPr>
+              <w:t>Lun 27/10</w:t>
             </w:r>
           </w:p>
         </w:tc>
